--- a/databasemanagement/niveau-1/deel-02-het-relationele-model-en-de-postgresql-architectuur/reader.docx
+++ b/databasemanagement/niveau-1/deel-02-het-relationele-model-en-de-postgresql-architectuur/reader.docx
@@ -1688,13 +1688,65 @@
       </w:r>
     </w:p>
     <w:p>
-      <w:r>
-        <w:rPr>
+      <w:pPr>
+        <w:spacing w:after="80" w:before="200"/>
+        <w:jc w:val="center"/>
+      </w:pPr>
+      <w:r>
+        <w:drawing>
+          <wp:inline distT="0" distB="0" distL="0" distR="0">
+            <wp:extent cx="5715000" cy="3333750"/>
+            <wp:effectExtent t="0" r="0" b="0" l="0"/>
+            <wp:docPr id="1" name="figuur-2-1" descr="FIGUUR 2-1: Relatie, tupel, attribuut en domein op één voorbeeldtabel `deelnemer`" title="Figuur 2-1"/>
+            <wp:cNvGraphicFramePr>
+              <a:graphicFrameLocks xmlns:a="http://schemas.openxmlformats.org/drawingml/2006/main" noChangeAspect="1"/>
+            </wp:cNvGraphicFramePr>
+            <a:graphic xmlns:a="http://schemas.openxmlformats.org/drawingml/2006/main">
+              <a:graphicData uri="http://schemas.openxmlformats.org/drawingml/2006/picture">
+                <pic:pic xmlns:pic="http://schemas.openxmlformats.org/drawingml/2006/picture">
+                  <pic:nvPicPr>
+                    <pic:cNvPr id="0" name="" descr=""/>
+                    <pic:cNvPicPr>
+                      <a:picLocks noChangeAspect="1" noChangeArrowheads="1"/>
+                    </pic:cNvPicPr>
+                  </pic:nvPicPr>
+                  <pic:blipFill>
+                    <a:blip r:embed="rId9" cstate="none"/>
+                    <a:srcRect/>
+                    <a:stretch>
+                      <a:fillRect/>
+                    </a:stretch>
+                  </pic:blipFill>
+                  <pic:spPr bwMode="auto">
+                    <a:xfrm>
+                      <a:off x="0" y="0"/>
+                      <a:ext cx="5715000" cy="3333750"/>
+                    </a:xfrm>
+                    <a:prstGeom prst="rect">
+                      <a:avLst/>
+                    </a:prstGeom>
+                  </pic:spPr>
+                </pic:pic>
+              </a:graphicData>
+            </a:graphic>
+          </wp:inline>
+        </w:drawing>
+      </w:r>
+    </w:p>
+    <w:p>
+      <w:pPr>
+        <w:jc w:val="center"/>
+      </w:pPr>
+      <w:r>
+        <w:rPr>
+          <w:rFonts w:ascii="DM Sans" w:cs="DM Sans" w:eastAsia="DM Sans" w:hAnsi="DM Sans"/>
           <w:i/>
           <w:iCs/>
-          <w:color w:val="FF0000"/>
-        </w:rPr>
-        <w:t xml:space="preserve">[Ontbrekende figuur: FIGUUR 2-1: Relatie, tupel, attribuut en domein op één voorbeeldtabel `deelnemer`]</w:t>
+          <w:color w:val="55606F"/>
+          <w:sz w:val="18"/>
+          <w:szCs w:val="18"/>
+        </w:rPr>
+        <w:t xml:space="preserve">Figuur 2-1</w:t>
       </w:r>
     </w:p>
     <w:p>
@@ -3817,13 +3869,65 @@
       </w:r>
     </w:p>
     <w:p>
-      <w:r>
-        <w:rPr>
+      <w:pPr>
+        <w:spacing w:after="80" w:before="200"/>
+        <w:jc w:val="center"/>
+      </w:pPr>
+      <w:r>
+        <w:drawing>
+          <wp:inline distT="0" distB="0" distL="0" distR="0">
+            <wp:extent cx="5715000" cy="3333750"/>
+            <wp:effectExtent t="0" r="0" b="0" l="0"/>
+            <wp:docPr id="1" name="figuur-2-2" descr="FIGUUR 2-2: Waarheidstabel driewaardige logica voor AND, OR, NOT" title="Figuur 2-2"/>
+            <wp:cNvGraphicFramePr>
+              <a:graphicFrameLocks xmlns:a="http://schemas.openxmlformats.org/drawingml/2006/main" noChangeAspect="1"/>
+            </wp:cNvGraphicFramePr>
+            <a:graphic xmlns:a="http://schemas.openxmlformats.org/drawingml/2006/main">
+              <a:graphicData uri="http://schemas.openxmlformats.org/drawingml/2006/picture">
+                <pic:pic xmlns:pic="http://schemas.openxmlformats.org/drawingml/2006/picture">
+                  <pic:nvPicPr>
+                    <pic:cNvPr id="0" name="" descr=""/>
+                    <pic:cNvPicPr>
+                      <a:picLocks noChangeAspect="1" noChangeArrowheads="1"/>
+                    </pic:cNvPicPr>
+                  </pic:nvPicPr>
+                  <pic:blipFill>
+                    <a:blip r:embed="rId10" cstate="none"/>
+                    <a:srcRect/>
+                    <a:stretch>
+                      <a:fillRect/>
+                    </a:stretch>
+                  </pic:blipFill>
+                  <pic:spPr bwMode="auto">
+                    <a:xfrm>
+                      <a:off x="0" y="0"/>
+                      <a:ext cx="5715000" cy="3333750"/>
+                    </a:xfrm>
+                    <a:prstGeom prst="rect">
+                      <a:avLst/>
+                    </a:prstGeom>
+                  </pic:spPr>
+                </pic:pic>
+              </a:graphicData>
+            </a:graphic>
+          </wp:inline>
+        </w:drawing>
+      </w:r>
+    </w:p>
+    <w:p>
+      <w:pPr>
+        <w:jc w:val="center"/>
+      </w:pPr>
+      <w:r>
+        <w:rPr>
+          <w:rFonts w:ascii="DM Sans" w:cs="DM Sans" w:eastAsia="DM Sans" w:hAnsi="DM Sans"/>
           <w:i/>
           <w:iCs/>
-          <w:color w:val="FF0000"/>
-        </w:rPr>
-        <w:t xml:space="preserve">[Ontbrekende figuur: FIGUUR 2-2: Waarheidstabel driewaardige logica voor AND, OR, NOT]</w:t>
+          <w:color w:val="55606F"/>
+          <w:sz w:val="18"/>
+          <w:szCs w:val="18"/>
+        </w:rPr>
+        <w:t xml:space="preserve">Figuur 2-2</w:t>
       </w:r>
     </w:p>
     <w:p>
@@ -5739,13 +5843,65 @@
       </w:pPr>
     </w:p>
     <w:p>
-      <w:r>
-        <w:rPr>
+      <w:pPr>
+        <w:spacing w:after="80" w:before="200"/>
+        <w:jc w:val="center"/>
+      </w:pPr>
+      <w:r>
+        <w:drawing>
+          <wp:inline distT="0" distB="0" distL="0" distR="0">
+            <wp:extent cx="5715000" cy="3333750"/>
+            <wp:effectExtent t="0" r="0" b="0" l="0"/>
+            <wp:docPr id="1" name="figuur-2-3" descr="FIGUUR 2-3: Procesdiagram — postmaster, backends, achtergrondprocessen, gedeeld geheugen" title="Figuur 2-3"/>
+            <wp:cNvGraphicFramePr>
+              <a:graphicFrameLocks xmlns:a="http://schemas.openxmlformats.org/drawingml/2006/main" noChangeAspect="1"/>
+            </wp:cNvGraphicFramePr>
+            <a:graphic xmlns:a="http://schemas.openxmlformats.org/drawingml/2006/main">
+              <a:graphicData uri="http://schemas.openxmlformats.org/drawingml/2006/picture">
+                <pic:pic xmlns:pic="http://schemas.openxmlformats.org/drawingml/2006/picture">
+                  <pic:nvPicPr>
+                    <pic:cNvPr id="0" name="" descr=""/>
+                    <pic:cNvPicPr>
+                      <a:picLocks noChangeAspect="1" noChangeArrowheads="1"/>
+                    </pic:cNvPicPr>
+                  </pic:nvPicPr>
+                  <pic:blipFill>
+                    <a:blip r:embed="rId11" cstate="none"/>
+                    <a:srcRect/>
+                    <a:stretch>
+                      <a:fillRect/>
+                    </a:stretch>
+                  </pic:blipFill>
+                  <pic:spPr bwMode="auto">
+                    <a:xfrm>
+                      <a:off x="0" y="0"/>
+                      <a:ext cx="5715000" cy="3333750"/>
+                    </a:xfrm>
+                    <a:prstGeom prst="rect">
+                      <a:avLst/>
+                    </a:prstGeom>
+                  </pic:spPr>
+                </pic:pic>
+              </a:graphicData>
+            </a:graphic>
+          </wp:inline>
+        </w:drawing>
+      </w:r>
+    </w:p>
+    <w:p>
+      <w:pPr>
+        <w:jc w:val="center"/>
+      </w:pPr>
+      <w:r>
+        <w:rPr>
+          <w:rFonts w:ascii="DM Sans" w:cs="DM Sans" w:eastAsia="DM Sans" w:hAnsi="DM Sans"/>
           <w:i/>
           <w:iCs/>
-          <w:color w:val="FF0000"/>
-        </w:rPr>
-        <w:t xml:space="preserve">[Ontbrekende figuur: FIGUUR 2-3: Procesdiagram — postmaster, backends, achtergrondprocessen, gedeeld geheugen]</w:t>
+          <w:color w:val="55606F"/>
+          <w:sz w:val="18"/>
+          <w:szCs w:val="18"/>
+        </w:rPr>
+        <w:t xml:space="preserve">Figuur 2-3</w:t>
       </w:r>
     </w:p>
     <w:p>
@@ -6057,13 +6213,65 @@
       </w:r>
     </w:p>
     <w:p>
-      <w:r>
-        <w:rPr>
+      <w:pPr>
+        <w:spacing w:after="80" w:before="200"/>
+        <w:jc w:val="center"/>
+      </w:pPr>
+      <w:r>
+        <w:drawing>
+          <wp:inline distT="0" distB="0" distL="0" distR="0">
+            <wp:extent cx="5715000" cy="3333750"/>
+            <wp:effectExtent t="0" r="0" b="0" l="0"/>
+            <wp:docPr id="1" name="figuur-2-4" descr="FIGUUR 2-4: Geheugenlagen — client, backend-lokaal geheugen, gedeeld geheugen, OS-cache, schijf" title="Figuur 2-4"/>
+            <wp:cNvGraphicFramePr>
+              <a:graphicFrameLocks xmlns:a="http://schemas.openxmlformats.org/drawingml/2006/main" noChangeAspect="1"/>
+            </wp:cNvGraphicFramePr>
+            <a:graphic xmlns:a="http://schemas.openxmlformats.org/drawingml/2006/main">
+              <a:graphicData uri="http://schemas.openxmlformats.org/drawingml/2006/picture">
+                <pic:pic xmlns:pic="http://schemas.openxmlformats.org/drawingml/2006/picture">
+                  <pic:nvPicPr>
+                    <pic:cNvPr id="0" name="" descr=""/>
+                    <pic:cNvPicPr>
+                      <a:picLocks noChangeAspect="1" noChangeArrowheads="1"/>
+                    </pic:cNvPicPr>
+                  </pic:nvPicPr>
+                  <pic:blipFill>
+                    <a:blip r:embed="rId12" cstate="none"/>
+                    <a:srcRect/>
+                    <a:stretch>
+                      <a:fillRect/>
+                    </a:stretch>
+                  </pic:blipFill>
+                  <pic:spPr bwMode="auto">
+                    <a:xfrm>
+                      <a:off x="0" y="0"/>
+                      <a:ext cx="5715000" cy="3333750"/>
+                    </a:xfrm>
+                    <a:prstGeom prst="rect">
+                      <a:avLst/>
+                    </a:prstGeom>
+                  </pic:spPr>
+                </pic:pic>
+              </a:graphicData>
+            </a:graphic>
+          </wp:inline>
+        </w:drawing>
+      </w:r>
+    </w:p>
+    <w:p>
+      <w:pPr>
+        <w:jc w:val="center"/>
+      </w:pPr>
+      <w:r>
+        <w:rPr>
+          <w:rFonts w:ascii="DM Sans" w:cs="DM Sans" w:eastAsia="DM Sans" w:hAnsi="DM Sans"/>
           <w:i/>
           <w:iCs/>
-          <w:color w:val="FF0000"/>
-        </w:rPr>
-        <w:t xml:space="preserve">[Ontbrekende figuur: FIGUUR 2-4: Geheugenlagen — client, backend-lokaal geheugen, gedeeld geheugen, OS-cache, schijf]</w:t>
+          <w:color w:val="55606F"/>
+          <w:sz w:val="18"/>
+          <w:szCs w:val="18"/>
+        </w:rPr>
+        <w:t xml:space="preserve">Figuur 2-4</w:t>
       </w:r>
     </w:p>
     <w:p>
@@ -7435,13 +7643,65 @@
       </w:r>
     </w:p>
     <w:p>
-      <w:r>
-        <w:rPr>
+      <w:pPr>
+        <w:spacing w:after="80" w:before="200"/>
+        <w:jc w:val="center"/>
+      </w:pPr>
+      <w:r>
+        <w:drawing>
+          <wp:inline distT="0" distB="0" distL="0" distR="0">
+            <wp:extent cx="5715000" cy="3333750"/>
+            <wp:effectExtent t="0" r="0" b="0" l="0"/>
+            <wp:docPr id="1" name="figuur-2-5" descr="FIGUUR 2-5: WAL-stroom — wijziging → WAL-buffer → WAL-bestand (fsync) → commit bevestigd → later pas gegevensbestand" title="Figuur 2-5"/>
+            <wp:cNvGraphicFramePr>
+              <a:graphicFrameLocks xmlns:a="http://schemas.openxmlformats.org/drawingml/2006/main" noChangeAspect="1"/>
+            </wp:cNvGraphicFramePr>
+            <a:graphic xmlns:a="http://schemas.openxmlformats.org/drawingml/2006/main">
+              <a:graphicData uri="http://schemas.openxmlformats.org/drawingml/2006/picture">
+                <pic:pic xmlns:pic="http://schemas.openxmlformats.org/drawingml/2006/picture">
+                  <pic:nvPicPr>
+                    <pic:cNvPr id="0" name="" descr=""/>
+                    <pic:cNvPicPr>
+                      <a:picLocks noChangeAspect="1" noChangeArrowheads="1"/>
+                    </pic:cNvPicPr>
+                  </pic:nvPicPr>
+                  <pic:blipFill>
+                    <a:blip r:embed="rId13" cstate="none"/>
+                    <a:srcRect/>
+                    <a:stretch>
+                      <a:fillRect/>
+                    </a:stretch>
+                  </pic:blipFill>
+                  <pic:spPr bwMode="auto">
+                    <a:xfrm>
+                      <a:off x="0" y="0"/>
+                      <a:ext cx="5715000" cy="3333750"/>
+                    </a:xfrm>
+                    <a:prstGeom prst="rect">
+                      <a:avLst/>
+                    </a:prstGeom>
+                  </pic:spPr>
+                </pic:pic>
+              </a:graphicData>
+            </a:graphic>
+          </wp:inline>
+        </w:drawing>
+      </w:r>
+    </w:p>
+    <w:p>
+      <w:pPr>
+        <w:jc w:val="center"/>
+      </w:pPr>
+      <w:r>
+        <w:rPr>
+          <w:rFonts w:ascii="DM Sans" w:cs="DM Sans" w:eastAsia="DM Sans" w:hAnsi="DM Sans"/>
           <w:i/>
           <w:iCs/>
-          <w:color w:val="FF0000"/>
-        </w:rPr>
-        <w:t xml:space="preserve">[Ontbrekende figuur: FIGUUR 2-5: WAL-stroom — wijziging → WAL-buffer → WAL-bestand (fsync) → commit bevestigd → later pas gegevensbestand]</w:t>
+          <w:color w:val="55606F"/>
+          <w:sz w:val="18"/>
+          <w:szCs w:val="18"/>
+        </w:rPr>
+        <w:t xml:space="preserve">Figuur 2-5</w:t>
       </w:r>
     </w:p>
     <w:p>
@@ -7895,13 +8155,65 @@
       </w:r>
     </w:p>
     <w:p>
-      <w:r>
-        <w:rPr>
+      <w:pPr>
+        <w:spacing w:after="80" w:before="200"/>
+        <w:jc w:val="center"/>
+      </w:pPr>
+      <w:r>
+        <w:drawing>
+          <wp:inline distT="0" distB="0" distL="0" distR="0">
+            <wp:extent cx="5715000" cy="3333750"/>
+            <wp:effectExtent t="0" r="0" b="0" l="0"/>
+            <wp:docPr id="1" name="figuur-2-6" descr="FIGUUR 2-6: Query-pijplijn — SQL → parseboom → herschreven boom → plan → resultaat, met per fase het cursusdeel" title="Figuur 2-6"/>
+            <wp:cNvGraphicFramePr>
+              <a:graphicFrameLocks xmlns:a="http://schemas.openxmlformats.org/drawingml/2006/main" noChangeAspect="1"/>
+            </wp:cNvGraphicFramePr>
+            <a:graphic xmlns:a="http://schemas.openxmlformats.org/drawingml/2006/main">
+              <a:graphicData uri="http://schemas.openxmlformats.org/drawingml/2006/picture">
+                <pic:pic xmlns:pic="http://schemas.openxmlformats.org/drawingml/2006/picture">
+                  <pic:nvPicPr>
+                    <pic:cNvPr id="0" name="" descr=""/>
+                    <pic:cNvPicPr>
+                      <a:picLocks noChangeAspect="1" noChangeArrowheads="1"/>
+                    </pic:cNvPicPr>
+                  </pic:nvPicPr>
+                  <pic:blipFill>
+                    <a:blip r:embed="rId14" cstate="none"/>
+                    <a:srcRect/>
+                    <a:stretch>
+                      <a:fillRect/>
+                    </a:stretch>
+                  </pic:blipFill>
+                  <pic:spPr bwMode="auto">
+                    <a:xfrm>
+                      <a:off x="0" y="0"/>
+                      <a:ext cx="5715000" cy="3333750"/>
+                    </a:xfrm>
+                    <a:prstGeom prst="rect">
+                      <a:avLst/>
+                    </a:prstGeom>
+                  </pic:spPr>
+                </pic:pic>
+              </a:graphicData>
+            </a:graphic>
+          </wp:inline>
+        </w:drawing>
+      </w:r>
+    </w:p>
+    <w:p>
+      <w:pPr>
+        <w:jc w:val="center"/>
+      </w:pPr>
+      <w:r>
+        <w:rPr>
+          <w:rFonts w:ascii="DM Sans" w:cs="DM Sans" w:eastAsia="DM Sans" w:hAnsi="DM Sans"/>
           <w:i/>
           <w:iCs/>
-          <w:color w:val="FF0000"/>
-        </w:rPr>
-        <w:t xml:space="preserve">[Ontbrekende figuur: FIGUUR 2-6: Query-pijplijn — SQL → parseboom → herschreven boom → plan → resultaat, met per fase het cursusdeel]</w:t>
+          <w:color w:val="55606F"/>
+          <w:sz w:val="18"/>
+          <w:szCs w:val="18"/>
+        </w:rPr>
+        <w:t xml:space="preserve">Figuur 2-6</w:t>
       </w:r>
     </w:p>
     <w:p>
